--- a/swh/docx/018.content.docx
+++ b/swh/docx/018.content.docx
@@ -19,7 +19,7 @@
         <w:rPr>
           <w:lang w:val="sw_KE" w:bidi="sw_KE"/>
         </w:rPr>
-        <w:t>Resource: Tyndale Open Study Notes</w:t>
+        <w:t>Resource: Aquifer Open Study Notes (Profiles)</w:t>
       </w:r>
       <w:r>
         <w:rPr>
@@ -112,7 +112,7 @@
         <w:rPr>
           <w:lang w:val="sw_KE" w:bidi="sw_KE"/>
         </w:rPr>
-        <w:t>Tyndale Open Study Notes</w:t>
+        <w:t>Aquifer Open Study Notes (Profiles)</w:t>
       </w:r>
     </w:p>
     <w:p>

--- a/swh/docx/018.content.docx
+++ b/swh/docx/018.content.docx
@@ -233,18 +233,12 @@
         </w:rPr>
         <w:t xml:space="preserve">Yesu mara nyingi hakukubaliana na viongozi wa Kiyahudi wakati wa huduma yake ya hadharani. Viongozi hawa walidhani walikuwa wakilinda hekalu, dhabihu zake, sinagogi, na mafundisho yake. Katika wiki ya mwisho ya Yesu huko Yerusalemu, mabishano haya yalizidi kuwa makali na kuchangia kujenga kesi dhidi yake (tazama </w:t>
       </w:r>
-      <w:hyperlink r:id="rId13">
-        <w:r>
-          <w:rPr>
-            <w:lang w:val="sw_KE" w:bidi="sw_KE"/>
-          </w:rPr>
-          <w:rPr>
-            <w:color w:val="0000EE"/>
-            <w:u w:val="single"/>
-          </w:rPr>
-          <w:t>Mathayo 23</w:t>
-        </w:r>
-      </w:hyperlink>
+      <w:r>
+        <w:rPr>
+          <w:lang w:val="sw_KE" w:bidi="sw_KE"/>
+        </w:rPr>
+        <w:t>Mathayo 23</w:t>
+      </w:r>
       <w:r>
         <w:rPr>
           <w:lang w:val="sw_KE" w:bidi="sw_KE"/>
@@ -265,54 +259,36 @@
         </w:rPr>
         <w:t xml:space="preserve">Yohana alipokuwa akiandika injili yake, masinagogi ya Kiyahudi katika eneo hilo yalikuwa yakishambulia wafuasi wa Yesu katika maeneo yao. Mgogoro huu uliathiri maandishi ya Yohana (tazama </w:t>
       </w:r>
-      <w:hyperlink r:id="rId14">
-        <w:r>
-          <w:rPr>
-            <w:lang w:val="sw_KE" w:bidi="sw_KE"/>
-          </w:rPr>
-          <w:rPr>
-            <w:color w:val="0000EE"/>
-            <w:u w:val="single"/>
-          </w:rPr>
-          <w:t>Matendo 14:19</w:t>
-        </w:r>
-      </w:hyperlink>
+      <w:r>
+        <w:rPr>
+          <w:lang w:val="sw_KE" w:bidi="sw_KE"/>
+        </w:rPr>
+        <w:t>Matendo 14:19</w:t>
+      </w:r>
       <w:r>
         <w:rPr>
           <w:lang w:val="sw_KE" w:bidi="sw_KE"/>
         </w:rPr>
         <w:t xml:space="preserve">; </w:t>
       </w:r>
-      <w:hyperlink r:id="rId15">
-        <w:r>
-          <w:rPr>
-            <w:lang w:val="sw_KE" w:bidi="sw_KE"/>
-          </w:rPr>
-          <w:rPr>
-            <w:color w:val="0000EE"/>
-            <w:u w:val="single"/>
-          </w:rPr>
-          <w:t>1 Wathesalonike 2:14</w:t>
-        </w:r>
-      </w:hyperlink>
+      <w:r>
+        <w:rPr>
+          <w:lang w:val="sw_KE" w:bidi="sw_KE"/>
+        </w:rPr>
+        <w:t>1 Wathesalonike 2:14</w:t>
+      </w:r>
       <w:r>
         <w:rPr>
           <w:lang w:val="sw_KE" w:bidi="sw_KE"/>
         </w:rPr>
         <w:t xml:space="preserve">; linganisha </w:t>
       </w:r>
-      <w:hyperlink r:id="rId16">
-        <w:r>
-          <w:rPr>
-            <w:lang w:val="sw_KE" w:bidi="sw_KE"/>
-          </w:rPr>
-          <w:rPr>
-            <w:color w:val="0000EE"/>
-            <w:u w:val="single"/>
-          </w:rPr>
-          <w:t>Wagalatia 1:13–14</w:t>
-        </w:r>
-      </w:hyperlink>
+      <w:r>
+        <w:rPr>
+          <w:lang w:val="sw_KE" w:bidi="sw_KE"/>
+        </w:rPr>
+        <w:t>Wagalatia 1:13–14</w:t>
+      </w:r>
       <w:r>
         <w:rPr>
           <w:lang w:val="sw_KE" w:bidi="sw_KE"/>
@@ -333,72 +309,48 @@
         </w:rPr>
         <w:t xml:space="preserve">Neno la Kigiriki kwa "viongozi wa Kiyahudi" linaweza pia kumaanisha "Wayahudi." Hata hivyo, lilirejelea hasa viongozi wa hekalu waliompinga Yesu, wakamhukumu, na kupanga kifo chake msalabani (tazama </w:t>
       </w:r>
-      <w:hyperlink r:id="rId17">
-        <w:r>
-          <w:rPr>
-            <w:lang w:val="sw_KE" w:bidi="sw_KE"/>
-          </w:rPr>
-          <w:rPr>
-            <w:color w:val="0000EE"/>
-            <w:u w:val="single"/>
-          </w:rPr>
-          <w:t>Yohana 1:19</w:t>
-        </w:r>
-      </w:hyperlink>
+      <w:r>
+        <w:rPr>
+          <w:lang w:val="sw_KE" w:bidi="sw_KE"/>
+        </w:rPr>
+        <w:t>Yohana 1:19</w:t>
+      </w:r>
       <w:r>
         <w:rPr>
           <w:lang w:val="sw_KE" w:bidi="sw_KE"/>
         </w:rPr>
         <w:t xml:space="preserve">; </w:t>
       </w:r>
-      <w:hyperlink r:id="rId18">
-        <w:r>
-          <w:rPr>
-            <w:lang w:val="sw_KE" w:bidi="sw_KE"/>
-          </w:rPr>
-          <w:rPr>
-            <w:color w:val="0000EE"/>
-            <w:u w:val="single"/>
-          </w:rPr>
-          <w:t>2:18</w:t>
-        </w:r>
-      </w:hyperlink>
+      <w:r>
+        <w:rPr>
+          <w:lang w:val="sw_KE" w:bidi="sw_KE"/>
+        </w:rPr>
+        <w:t>2:18</w:t>
+      </w:r>
       <w:r>
         <w:rPr>
           <w:lang w:val="sw_KE" w:bidi="sw_KE"/>
         </w:rPr>
         <w:t xml:space="preserve">; </w:t>
       </w:r>
-      <w:hyperlink r:id="rId19">
-        <w:r>
-          <w:rPr>
-            <w:lang w:val="sw_KE" w:bidi="sw_KE"/>
-          </w:rPr>
-          <w:rPr>
-            <w:color w:val="0000EE"/>
-            <w:u w:val="single"/>
-          </w:rPr>
-          <w:t>5:9–18</w:t>
-        </w:r>
-      </w:hyperlink>
+      <w:r>
+        <w:rPr>
+          <w:lang w:val="sw_KE" w:bidi="sw_KE"/>
+        </w:rPr>
+        <w:t>5:9–18</w:t>
+      </w:r>
       <w:r>
         <w:rPr>
           <w:lang w:val="sw_KE" w:bidi="sw_KE"/>
         </w:rPr>
         <w:t xml:space="preserve">; </w:t>
       </w:r>
-      <w:hyperlink r:id="rId20">
-        <w:r>
-          <w:rPr>
-            <w:lang w:val="sw_KE" w:bidi="sw_KE"/>
-          </w:rPr>
-          <w:rPr>
-            <w:color w:val="0000EE"/>
-            <w:u w:val="single"/>
-          </w:rPr>
-          <w:t>9:18–22</w:t>
-        </w:r>
-      </w:hyperlink>
+      <w:r>
+        <w:rPr>
+          <w:lang w:val="sw_KE" w:bidi="sw_KE"/>
+        </w:rPr>
+        <w:t>9:18–22</w:t>
+      </w:r>
       <w:r>
         <w:rPr>
           <w:lang w:val="sw_KE" w:bidi="sw_KE"/>
@@ -428,432 +380,288 @@
           <w:lang w:val="sw_KE" w:bidi="sw_KE"/>
         </w:rPr>
       </w:r>
-      <w:hyperlink r:id="rId21">
-        <w:r>
-          <w:rPr>
-            <w:lang w:val="sw_KE" w:bidi="sw_KE"/>
-          </w:rPr>
-          <w:rPr>
-            <w:color w:val="0000EE"/>
-            <w:u w:val="single"/>
-          </w:rPr>
-          <w:t>Yohana 1:19–24</w:t>
-        </w:r>
-      </w:hyperlink>
+      <w:r>
+        <w:rPr>
+          <w:lang w:val="sw_KE" w:bidi="sw_KE"/>
+        </w:rPr>
+        <w:t>Yohana 1:19–24</w:t>
+      </w:r>
       <w:r>
         <w:rPr>
           <w:lang w:val="sw_KE" w:bidi="sw_KE"/>
         </w:rPr>
         <w:t xml:space="preserve">; </w:t>
       </w:r>
-      <w:hyperlink r:id="rId22">
-        <w:r>
-          <w:rPr>
-            <w:lang w:val="sw_KE" w:bidi="sw_KE"/>
-          </w:rPr>
-          <w:rPr>
-            <w:color w:val="0000EE"/>
-            <w:u w:val="single"/>
-          </w:rPr>
-          <w:t>2:18–20</w:t>
-        </w:r>
-      </w:hyperlink>
+      <w:r>
+        <w:rPr>
+          <w:lang w:val="sw_KE" w:bidi="sw_KE"/>
+        </w:rPr>
+        <w:t>2:18–20</w:t>
+      </w:r>
       <w:r>
         <w:rPr>
           <w:lang w:val="sw_KE" w:bidi="sw_KE"/>
         </w:rPr>
         <w:t xml:space="preserve">; </w:t>
       </w:r>
-      <w:hyperlink r:id="rId19">
-        <w:r>
-          <w:rPr>
-            <w:lang w:val="sw_KE" w:bidi="sw_KE"/>
-          </w:rPr>
-          <w:rPr>
-            <w:color w:val="0000EE"/>
-            <w:u w:val="single"/>
-          </w:rPr>
-          <w:t>5:9–18</w:t>
-        </w:r>
-      </w:hyperlink>
+      <w:r>
+        <w:rPr>
+          <w:lang w:val="sw_KE" w:bidi="sw_KE"/>
+        </w:rPr>
+        <w:t>5:9–18</w:t>
+      </w:r>
       <w:r>
         <w:rPr>
           <w:lang w:val="sw_KE" w:bidi="sw_KE"/>
         </w:rPr>
         <w:t xml:space="preserve">; </w:t>
       </w:r>
-      <w:hyperlink r:id="rId23">
-        <w:r>
-          <w:rPr>
-            <w:lang w:val="sw_KE" w:bidi="sw_KE"/>
-          </w:rPr>
-          <w:rPr>
-            <w:color w:val="0000EE"/>
-            <w:u w:val="single"/>
-          </w:rPr>
-          <w:t>7:1</w:t>
-        </w:r>
-      </w:hyperlink>
+      <w:r>
+        <w:rPr>
+          <w:lang w:val="sw_KE" w:bidi="sw_KE"/>
+        </w:rPr>
+        <w:t>7:1</w:t>
+      </w:r>
       <w:r>
         <w:rPr>
           <w:lang w:val="sw_KE" w:bidi="sw_KE"/>
         </w:rPr>
         <w:t xml:space="preserve">, </w:t>
       </w:r>
-      <w:hyperlink r:id="rId24">
-        <w:r>
-          <w:rPr>
-            <w:lang w:val="sw_KE" w:bidi="sw_KE"/>
-          </w:rPr>
-          <w:rPr>
-            <w:color w:val="0000EE"/>
-            <w:u w:val="single"/>
-          </w:rPr>
-          <w:t>10–13</w:t>
-        </w:r>
-      </w:hyperlink>
+      <w:r>
+        <w:rPr>
+          <w:lang w:val="sw_KE" w:bidi="sw_KE"/>
+        </w:rPr>
+        <w:t>10–13</w:t>
+      </w:r>
       <w:r>
         <w:rPr>
           <w:lang w:val="sw_KE" w:bidi="sw_KE"/>
         </w:rPr>
         <w:t xml:space="preserve">, </w:t>
       </w:r>
-      <w:hyperlink r:id="rId25">
-        <w:r>
-          <w:rPr>
-            <w:lang w:val="sw_KE" w:bidi="sw_KE"/>
-          </w:rPr>
-          <w:rPr>
-            <w:color w:val="0000EE"/>
-            <w:u w:val="single"/>
-          </w:rPr>
-          <w:t>35–36</w:t>
-        </w:r>
-      </w:hyperlink>
+      <w:r>
+        <w:rPr>
+          <w:lang w:val="sw_KE" w:bidi="sw_KE"/>
+        </w:rPr>
+        <w:t>35–36</w:t>
+      </w:r>
       <w:r>
         <w:rPr>
           <w:lang w:val="sw_KE" w:bidi="sw_KE"/>
         </w:rPr>
         <w:t xml:space="preserve">; </w:t>
       </w:r>
-      <w:hyperlink r:id="rId26">
-        <w:r>
-          <w:rPr>
-            <w:lang w:val="sw_KE" w:bidi="sw_KE"/>
-          </w:rPr>
-          <w:rPr>
-            <w:color w:val="0000EE"/>
-            <w:u w:val="single"/>
-          </w:rPr>
-          <w:t>9:13–34</w:t>
-        </w:r>
-      </w:hyperlink>
+      <w:r>
+        <w:rPr>
+          <w:lang w:val="sw_KE" w:bidi="sw_KE"/>
+        </w:rPr>
+        <w:t>9:13–34</w:t>
+      </w:r>
       <w:r>
         <w:rPr>
           <w:lang w:val="sw_KE" w:bidi="sw_KE"/>
         </w:rPr>
         <w:t xml:space="preserve">; </w:t>
       </w:r>
-      <w:hyperlink r:id="rId27">
-        <w:r>
-          <w:rPr>
-            <w:lang w:val="sw_KE" w:bidi="sw_KE"/>
-          </w:rPr>
-          <w:rPr>
-            <w:color w:val="0000EE"/>
-            <w:u w:val="single"/>
-          </w:rPr>
-          <w:t>11:45–54</w:t>
-        </w:r>
-      </w:hyperlink>
+      <w:r>
+        <w:rPr>
+          <w:lang w:val="sw_KE" w:bidi="sw_KE"/>
+        </w:rPr>
+        <w:t>11:45–54</w:t>
+      </w:r>
       <w:r>
         <w:rPr>
           <w:lang w:val="sw_KE" w:bidi="sw_KE"/>
         </w:rPr>
         <w:t xml:space="preserve">; </w:t>
       </w:r>
-      <w:hyperlink r:id="rId28">
-        <w:r>
-          <w:rPr>
-            <w:lang w:val="sw_KE" w:bidi="sw_KE"/>
-          </w:rPr>
-          <w:rPr>
-            <w:color w:val="0000EE"/>
-            <w:u w:val="single"/>
-          </w:rPr>
-          <w:t>12:41–43</w:t>
-        </w:r>
-      </w:hyperlink>
+      <w:r>
+        <w:rPr>
+          <w:lang w:val="sw_KE" w:bidi="sw_KE"/>
+        </w:rPr>
+        <w:t>12:41–43</w:t>
+      </w:r>
       <w:r>
         <w:rPr>
           <w:lang w:val="sw_KE" w:bidi="sw_KE"/>
         </w:rPr>
         <w:t xml:space="preserve">; </w:t>
       </w:r>
-      <w:hyperlink r:id="rId29">
-        <w:r>
-          <w:rPr>
-            <w:lang w:val="sw_KE" w:bidi="sw_KE"/>
-          </w:rPr>
-          <w:rPr>
-            <w:color w:val="0000EE"/>
-            <w:u w:val="single"/>
-          </w:rPr>
-          <w:t>18:28–36</w:t>
-        </w:r>
-      </w:hyperlink>
+      <w:r>
+        <w:rPr>
+          <w:lang w:val="sw_KE" w:bidi="sw_KE"/>
+        </w:rPr>
+        <w:t>18:28–36</w:t>
+      </w:r>
       <w:r>
         <w:rPr>
           <w:lang w:val="sw_KE" w:bidi="sw_KE"/>
         </w:rPr>
         <w:t xml:space="preserve">; </w:t>
       </w:r>
-      <w:hyperlink r:id="rId30">
-        <w:r>
-          <w:rPr>
-            <w:lang w:val="sw_KE" w:bidi="sw_KE"/>
-          </w:rPr>
-          <w:rPr>
-            <w:color w:val="0000EE"/>
-            <w:u w:val="single"/>
-          </w:rPr>
-          <w:t>19:6–8</w:t>
-        </w:r>
-      </w:hyperlink>
+      <w:r>
+        <w:rPr>
+          <w:lang w:val="sw_KE" w:bidi="sw_KE"/>
+        </w:rPr>
+        <w:t>19:6–8</w:t>
+      </w:r>
       <w:r>
         <w:rPr>
           <w:lang w:val="sw_KE" w:bidi="sw_KE"/>
         </w:rPr>
         <w:t xml:space="preserve">, </w:t>
       </w:r>
-      <w:hyperlink r:id="rId31">
-        <w:r>
-          <w:rPr>
-            <w:lang w:val="sw_KE" w:bidi="sw_KE"/>
-          </w:rPr>
-          <w:rPr>
-            <w:color w:val="0000EE"/>
-            <w:u w:val="single"/>
-          </w:rPr>
-          <w:t>12–16</w:t>
-        </w:r>
-      </w:hyperlink>
+      <w:r>
+        <w:rPr>
+          <w:lang w:val="sw_KE" w:bidi="sw_KE"/>
+        </w:rPr>
+        <w:t>12–16</w:t>
+      </w:r>
       <w:r>
         <w:rPr>
           <w:lang w:val="sw_KE" w:bidi="sw_KE"/>
         </w:rPr>
         <w:t xml:space="preserve">, </w:t>
       </w:r>
-      <w:hyperlink r:id="rId32">
-        <w:r>
-          <w:rPr>
-            <w:lang w:val="sw_KE" w:bidi="sw_KE"/>
-          </w:rPr>
-          <w:rPr>
-            <w:color w:val="0000EE"/>
-            <w:u w:val="single"/>
-          </w:rPr>
-          <w:t>31</w:t>
-        </w:r>
-      </w:hyperlink>
+      <w:r>
+        <w:rPr>
+          <w:lang w:val="sw_KE" w:bidi="sw_KE"/>
+        </w:rPr>
+        <w:t>31</w:t>
+      </w:r>
       <w:r>
         <w:rPr>
           <w:lang w:val="sw_KE" w:bidi="sw_KE"/>
         </w:rPr>
         <w:t xml:space="preserve">, </w:t>
       </w:r>
-      <w:hyperlink r:id="rId33">
-        <w:r>
-          <w:rPr>
-            <w:lang w:val="sw_KE" w:bidi="sw_KE"/>
-          </w:rPr>
-          <w:rPr>
-            <w:color w:val="0000EE"/>
-            <w:u w:val="single"/>
-          </w:rPr>
-          <w:t>38</w:t>
-        </w:r>
-      </w:hyperlink>
+      <w:r>
+        <w:rPr>
+          <w:lang w:val="sw_KE" w:bidi="sw_KE"/>
+        </w:rPr>
+        <w:t>38</w:t>
+      </w:r>
       <w:r>
         <w:rPr>
           <w:lang w:val="sw_KE" w:bidi="sw_KE"/>
         </w:rPr>
         <w:t xml:space="preserve">; </w:t>
       </w:r>
-      <w:hyperlink r:id="rId34">
-        <w:r>
-          <w:rPr>
-            <w:lang w:val="sw_KE" w:bidi="sw_KE"/>
-          </w:rPr>
-          <w:rPr>
-            <w:color w:val="0000EE"/>
-            <w:u w:val="single"/>
-          </w:rPr>
-          <w:t>20:19</w:t>
-        </w:r>
-      </w:hyperlink>
+      <w:r>
+        <w:rPr>
+          <w:lang w:val="sw_KE" w:bidi="sw_KE"/>
+        </w:rPr>
+        <w:t>20:19</w:t>
+      </w:r>
       <w:r>
         <w:rPr>
           <w:lang w:val="sw_KE" w:bidi="sw_KE"/>
         </w:rPr>
         <w:t xml:space="preserve">; </w:t>
       </w:r>
-      <w:hyperlink r:id="rId35">
-        <w:r>
-          <w:rPr>
-            <w:lang w:val="sw_KE" w:bidi="sw_KE"/>
-          </w:rPr>
-          <w:rPr>
-            <w:color w:val="0000EE"/>
-            <w:u w:val="single"/>
-          </w:rPr>
-          <w:t>Matendo 6:10–12</w:t>
-        </w:r>
-      </w:hyperlink>
+      <w:r>
+        <w:rPr>
+          <w:lang w:val="sw_KE" w:bidi="sw_KE"/>
+        </w:rPr>
+        <w:t>Matendo 6:10–12</w:t>
+      </w:r>
       <w:r>
         <w:rPr>
           <w:lang w:val="sw_KE" w:bidi="sw_KE"/>
         </w:rPr>
         <w:t xml:space="preserve">; </w:t>
       </w:r>
-      <w:hyperlink r:id="rId36">
-        <w:r>
-          <w:rPr>
-            <w:lang w:val="sw_KE" w:bidi="sw_KE"/>
-          </w:rPr>
-          <w:rPr>
-            <w:color w:val="0000EE"/>
-            <w:u w:val="single"/>
-          </w:rPr>
-          <w:t>7:54–58</w:t>
-        </w:r>
-      </w:hyperlink>
+      <w:r>
+        <w:rPr>
+          <w:lang w:val="sw_KE" w:bidi="sw_KE"/>
+        </w:rPr>
+        <w:t>7:54–58</w:t>
+      </w:r>
       <w:r>
         <w:rPr>
           <w:lang w:val="sw_KE" w:bidi="sw_KE"/>
         </w:rPr>
         <w:t xml:space="preserve">; </w:t>
       </w:r>
-      <w:hyperlink r:id="rId37">
-        <w:r>
-          <w:rPr>
-            <w:lang w:val="sw_KE" w:bidi="sw_KE"/>
-          </w:rPr>
-          <w:rPr>
-            <w:color w:val="0000EE"/>
-            <w:u w:val="single"/>
-          </w:rPr>
-          <w:t>12:11</w:t>
-        </w:r>
-      </w:hyperlink>
+      <w:r>
+        <w:rPr>
+          <w:lang w:val="sw_KE" w:bidi="sw_KE"/>
+        </w:rPr>
+        <w:t>12:11</w:t>
+      </w:r>
       <w:r>
         <w:rPr>
           <w:lang w:val="sw_KE" w:bidi="sw_KE"/>
         </w:rPr>
         <w:t xml:space="preserve">; </w:t>
       </w:r>
-      <w:hyperlink r:id="rId38">
-        <w:r>
-          <w:rPr>
-            <w:lang w:val="sw_KE" w:bidi="sw_KE"/>
-          </w:rPr>
-          <w:rPr>
-            <w:color w:val="0000EE"/>
-            <w:u w:val="single"/>
-          </w:rPr>
-          <w:t>21:11</w:t>
-        </w:r>
-      </w:hyperlink>
+      <w:r>
+        <w:rPr>
+          <w:lang w:val="sw_KE" w:bidi="sw_KE"/>
+        </w:rPr>
+        <w:t>21:11</w:t>
+      </w:r>
       <w:r>
         <w:rPr>
           <w:lang w:val="sw_KE" w:bidi="sw_KE"/>
         </w:rPr>
         <w:t xml:space="preserve">; </w:t>
       </w:r>
-      <w:hyperlink r:id="rId39">
-        <w:r>
-          <w:rPr>
-            <w:lang w:val="sw_KE" w:bidi="sw_KE"/>
-          </w:rPr>
-          <w:rPr>
-            <w:color w:val="0000EE"/>
-            <w:u w:val="single"/>
-          </w:rPr>
-          <w:t>25:1–3</w:t>
-        </w:r>
-      </w:hyperlink>
+      <w:r>
+        <w:rPr>
+          <w:lang w:val="sw_KE" w:bidi="sw_KE"/>
+        </w:rPr>
+        <w:t>25:1–3</w:t>
+      </w:r>
       <w:r>
         <w:rPr>
           <w:lang w:val="sw_KE" w:bidi="sw_KE"/>
         </w:rPr>
         <w:t xml:space="preserve">, </w:t>
       </w:r>
-      <w:hyperlink r:id="rId40">
-        <w:r>
-          <w:rPr>
-            <w:lang w:val="sw_KE" w:bidi="sw_KE"/>
-          </w:rPr>
-          <w:rPr>
-            <w:color w:val="0000EE"/>
-            <w:u w:val="single"/>
-          </w:rPr>
-          <w:t>7</w:t>
-        </w:r>
-      </w:hyperlink>
+      <w:r>
+        <w:rPr>
+          <w:lang w:val="sw_KE" w:bidi="sw_KE"/>
+        </w:rPr>
+        <w:t>7</w:t>
+      </w:r>
       <w:r>
         <w:rPr>
           <w:lang w:val="sw_KE" w:bidi="sw_KE"/>
         </w:rPr>
         <w:t xml:space="preserve">; </w:t>
       </w:r>
-      <w:hyperlink r:id="rId41">
-        <w:r>
-          <w:rPr>
-            <w:lang w:val="sw_KE" w:bidi="sw_KE"/>
-          </w:rPr>
-          <w:rPr>
-            <w:color w:val="0000EE"/>
-            <w:u w:val="single"/>
-          </w:rPr>
-          <w:t>26:1–11</w:t>
-        </w:r>
-      </w:hyperlink>
+      <w:r>
+        <w:rPr>
+          <w:lang w:val="sw_KE" w:bidi="sw_KE"/>
+        </w:rPr>
+        <w:t>26:1–11</w:t>
+      </w:r>
       <w:r>
         <w:rPr>
           <w:lang w:val="sw_KE" w:bidi="sw_KE"/>
         </w:rPr>
         <w:t xml:space="preserve">; </w:t>
       </w:r>
-      <w:hyperlink r:id="rId42">
-        <w:r>
-          <w:rPr>
-            <w:lang w:val="sw_KE" w:bidi="sw_KE"/>
-          </w:rPr>
-          <w:rPr>
-            <w:color w:val="0000EE"/>
-            <w:u w:val="single"/>
-          </w:rPr>
-          <w:t>28:17–24</w:t>
-        </w:r>
-      </w:hyperlink>
+      <w:r>
+        <w:rPr>
+          <w:lang w:val="sw_KE" w:bidi="sw_KE"/>
+        </w:rPr>
+        <w:t>28:17–24</w:t>
+      </w:r>
       <w:r>
         <w:rPr>
           <w:lang w:val="sw_KE" w:bidi="sw_KE"/>
         </w:rPr>
         <w:t xml:space="preserve">; </w:t>
       </w:r>
-      <w:hyperlink r:id="rId43">
-        <w:r>
-          <w:rPr>
-            <w:lang w:val="sw_KE" w:bidi="sw_KE"/>
-          </w:rPr>
-          <w:rPr>
-            <w:color w:val="0000EE"/>
-            <w:u w:val="single"/>
-          </w:rPr>
-          <w:t>2 Wakorintho 11:24</w:t>
-        </w:r>
-      </w:hyperlink>
+      <w:r>
+        <w:rPr>
+          <w:lang w:val="sw_KE" w:bidi="sw_KE"/>
+        </w:rPr>
+        <w:t>2 Wakorintho 11:24</w:t>
+      </w:r>
       <w:r>
         <w:rPr>
           <w:lang w:val="sw_KE" w:bidi="sw_KE"/>
